--- a/软件使用说明.docx
+++ b/软件使用说明.docx
@@ -262,7 +262,7 @@
               <w:rPr>
                 <w:sz w:val="19"/>
               </w:rPr>
-              <w:t>v1.1.0</w:t>
+              <w:t>v1.1.1</w:t>
             </w:r>
           </w:p>
         </w:tc>
@@ -4181,7 +4181,7 @@
         <w:t>：</w:t>
       </w:r>
       <w:r>
-        <w:t xml:space="preserve">3.8 </w:t>
+        <w:t xml:space="preserve">3.10 </w:t>
       </w:r>
       <w:proofErr w:type="spellStart"/>
       <w:r>
@@ -4433,7 +4433,7 @@
           <w:rFonts w:ascii="Consolas" w:eastAsia="Consolas" w:hAnsi="Consolas"/>
           <w:sz w:val="18"/>
         </w:rPr>
-        <w:t xml:space="preserve"> v1.1.0</w:t>
+        <w:t xml:space="preserve"> v1.1.1</w:t>
       </w:r>
       <w:r>
         <w:rPr>
@@ -7360,7 +7360,7 @@
           <w:rFonts w:ascii="Consolas" w:eastAsia="Consolas" w:hAnsi="Consolas"/>
           <w:sz w:val="18"/>
         </w:rPr>
-        <w:t xml:space="preserve"> dist/ASCtoCSV.exe</w:t>
+        <w:t xml:space="preserve"> dist/ASCtoCSV/ 文件夹中的 ASCtoCSV.exe</w:t>
       </w:r>
     </w:p>
     <w:p>
@@ -7373,7 +7373,7 @@
         <w:t>打包完成后，双击</w:t>
       </w:r>
       <w:r>
-        <w:t xml:space="preserve"> dist/ASCtoCSV.exe </w:t>
+        <w:t xml:space="preserve"> dist/ASCtoCSV/ 文件夹中的 ASCtoCSV.exe </w:t>
       </w:r>
       <w:r>
         <w:t>即可运行，无需安装</w:t>
